--- a/OCI_FastConnect_DRG_to_CD3_SSH_Runbook.docx
+++ b/OCI_FastConnect_DRG_to_CD3_SSH_Runbook.docx
@@ -52,7 +52,7 @@
     </w:p>
     <w:p>
       <w:r>
-        <w:t>Version: 1.0 | Date: September 3, 2026</w:t>
+        <w:t>Version: 1.1 | Date: September 3, 2026</w:t>
       </w:r>
     </w:p>
     <w:tbl>
@@ -4647,11 +4647,2557 @@
       </w:r>
     </w:p>
     <w:p>
+      <w:r>
+        <w:br w:type="page"/>
+      </w:r>
+    </w:p>
+    <w:p>
+      <w:pPr>
+        <w:spacing w:after="80"/>
+      </w:pPr>
+    </w:p>
+    <w:p>
       <w:pPr>
         <w:pStyle w:val="Heading1"/>
       </w:pPr>
       <w:r>
-        <w:t>11. Troubleshooting Matrix</w:t>
+        <w:t>11. Detailed Step-by-Step Implementation Procedure</w:t>
+      </w:r>
+    </w:p>
+    <w:p>
+      <w:r>
+        <w:t>Execute the following tasks in order. Record the actual OCIDs, CIDRs, route-table names and test results in the change record. Do not proceed past a failed validation gate.</w:t>
+      </w:r>
+    </w:p>
+    <w:p>
+      <w:pPr>
+        <w:pStyle w:val="Heading2"/>
+      </w:pPr>
+      <w:r>
+        <w:t>Task 1 - Record the approved network values</w:t>
+      </w:r>
+    </w:p>
+    <w:p>
+      <w:pPr>
+        <w:spacing w:after="60"/>
+        <w:ind w:left="432" w:hanging="360"/>
+      </w:pPr>
+      <w:r>
+        <w:rPr>
+          <w:b/>
+        </w:rPr>
+        <w:t xml:space="preserve">1.  </w:t>
+      </w:r>
+      <w:r>
+        <w:t>Record the existing DRG name, compartment and OCID.</w:t>
+      </w:r>
+    </w:p>
+    <w:p>
+      <w:pPr>
+        <w:spacing w:after="60"/>
+        <w:ind w:left="432" w:hanging="360"/>
+      </w:pPr>
+      <w:r>
+        <w:rPr>
+          <w:b/>
+        </w:rPr>
+        <w:t xml:space="preserve">2.  </w:t>
+      </w:r>
+      <w:r>
+        <w:t>Record the FastConnect private virtual-circuit name, OCID and attachment name.</w:t>
+      </w:r>
+    </w:p>
+    <w:p>
+      <w:pPr>
+        <w:spacing w:after="60"/>
+        <w:ind w:left="432" w:hanging="360"/>
+      </w:pPr>
+      <w:r>
+        <w:rPr>
+          <w:b/>
+        </w:rPr>
+        <w:t xml:space="preserve">3.  </w:t>
+      </w:r>
+      <w:r>
+        <w:t>Record the on-premises jumpbox IP or approved jumpbox subnet.</w:t>
+      </w:r>
+    </w:p>
+    <w:p>
+      <w:pPr>
+        <w:spacing w:after="60"/>
+        <w:ind w:left="432" w:hanging="360"/>
+      </w:pPr>
+      <w:r>
+        <w:rPr>
+          <w:b/>
+        </w:rPr>
+        <w:t xml:space="preserve">4.  </w:t>
+      </w:r>
+      <w:r>
+        <w:t>Record the CD3 VCN CIDR, OCI management subnet CIDR and target VM private IP.</w:t>
+      </w:r>
+    </w:p>
+    <w:p>
+      <w:pPr>
+        <w:spacing w:after="60"/>
+        <w:ind w:left="432" w:hanging="360"/>
+      </w:pPr>
+      <w:r>
+        <w:rPr>
+          <w:b/>
+        </w:rPr>
+        <w:t xml:space="preserve">5.  </w:t>
+      </w:r>
+      <w:r>
+        <w:t>Confirm the on-premises and OCI CIDRs do not overlap.</w:t>
+      </w:r>
+    </w:p>
+    <w:p>
+      <w:pPr>
+        <w:spacing w:after="60"/>
+        <w:ind w:left="432" w:hanging="360"/>
+      </w:pPr>
+      <w:r>
+        <w:rPr>
+          <w:b/>
+        </w:rPr>
+        <w:t xml:space="preserve">6.  </w:t>
+      </w:r>
+      <w:r>
+        <w:t>Confirm whether the security architecture requires VDSS firewall inspection.</w:t>
+      </w:r>
+    </w:p>
+    <w:tbl>
+      <w:tblPr>
+        <w:tblW w:type="auto" w:w="0"/>
+        <w:jc w:val="center"/>
+        <w:tblLook w:firstColumn="1" w:firstRow="1" w:lastColumn="0" w:lastRow="0" w:noHBand="0" w:noVBand="1" w:val="04A0"/>
+      </w:tblPr>
+      <w:tblGrid>
+        <w:gridCol w:w="10080"/>
+      </w:tblGrid>
+      <w:tr>
+        <w:trPr>
+          <w:cantSplit/>
+        </w:trPr>
+        <w:tc>
+          <w:tcPr>
+            <w:tcW w:type="dxa" w:w="10080"/>
+            <w:shd w:fill="FFF1CC"/>
+            <w:tcMar>
+              <w:top w:w="150" w:type="dxa"/>
+              <w:start w:w="170" w:type="dxa"/>
+              <w:bottom w:w="150" w:type="dxa"/>
+              <w:end w:w="170" w:type="dxa"/>
+            </w:tcMar>
+          </w:tcPr>
+          <w:p>
+            <w:r/>
+            <w:r>
+              <w:rPr>
+                <w:b/>
+                <w:color w:val="18324A"/>
+              </w:rPr>
+              <w:t>Gate 1 - Addressing and path approval</w:t>
+              <w:br/>
+            </w:r>
+            <w:r>
+              <w:rPr>
+                <w:sz w:val="18"/>
+              </w:rPr>
+              <w:t>Proceed only after the network owner confirms non-overlapping CIDRs and identifies either the SCCA inspected path or an explicitly approved temporary direct path.</w:t>
+            </w:r>
+          </w:p>
+        </w:tc>
+      </w:tr>
+    </w:tbl>
+    <w:p>
+      <w:pPr>
+        <w:spacing w:after="0"/>
+      </w:pPr>
+    </w:p>
+    <w:p>
+      <w:pPr>
+        <w:pStyle w:val="Heading2"/>
+      </w:pPr>
+      <w:r>
+        <w:t>Task 2 - Verify FastConnect and BGP in the OCI Console</w:t>
+      </w:r>
+    </w:p>
+    <w:p>
+      <w:pPr>
+        <w:spacing w:after="60"/>
+        <w:ind w:left="432" w:hanging="360"/>
+      </w:pPr>
+      <w:r>
+        <w:rPr>
+          <w:b/>
+        </w:rPr>
+        <w:t xml:space="preserve">1.  </w:t>
+      </w:r>
+      <w:r>
+        <w:t>Sign in to the OCI Government Cloud Console for us-langley-1.</w:t>
+      </w:r>
+    </w:p>
+    <w:p>
+      <w:pPr>
+        <w:spacing w:after="60"/>
+        <w:ind w:left="432" w:hanging="360"/>
+      </w:pPr>
+      <w:r>
+        <w:rPr>
+          <w:b/>
+        </w:rPr>
+        <w:t xml:space="preserve">2.  </w:t>
+      </w:r>
+      <w:r>
+        <w:t>Open Networking -&gt; Customer connectivity -&gt; FastConnect.</w:t>
+      </w:r>
+    </w:p>
+    <w:p>
+      <w:pPr>
+        <w:spacing w:after="60"/>
+        <w:ind w:left="432" w:hanging="360"/>
+      </w:pPr>
+      <w:r>
+        <w:rPr>
+          <w:b/>
+        </w:rPr>
+        <w:t xml:space="preserve">3.  </w:t>
+      </w:r>
+      <w:r>
+        <w:t>Select the existing private virtual circuit.</w:t>
+      </w:r>
+    </w:p>
+    <w:p>
+      <w:pPr>
+        <w:spacing w:after="60"/>
+        <w:ind w:left="432" w:hanging="360"/>
+      </w:pPr>
+      <w:r>
+        <w:rPr>
+          <w:b/>
+        </w:rPr>
+        <w:t xml:space="preserve">4.  </w:t>
+      </w:r>
+      <w:r>
+        <w:t>Confirm Lifecycle state is PROVISIONED.</w:t>
+      </w:r>
+    </w:p>
+    <w:p>
+      <w:pPr>
+        <w:spacing w:after="60"/>
+        <w:ind w:left="432" w:hanging="360"/>
+      </w:pPr>
+      <w:r>
+        <w:rPr>
+          <w:b/>
+        </w:rPr>
+        <w:t xml:space="preserve">5.  </w:t>
+      </w:r>
+      <w:r>
+        <w:t>Confirm BGP session state is UP for every required BGP session.</w:t>
+      </w:r>
+    </w:p>
+    <w:p>
+      <w:pPr>
+        <w:spacing w:after="60"/>
+        <w:ind w:left="432" w:hanging="360"/>
+      </w:pPr>
+      <w:r>
+        <w:rPr>
+          <w:b/>
+        </w:rPr>
+        <w:t xml:space="preserve">6.  </w:t>
+      </w:r>
+      <w:r>
+        <w:t>Record the attached DRG and BGP IPv4 addresses.</w:t>
+      </w:r>
+    </w:p>
+    <w:p>
+      <w:pPr>
+        <w:spacing w:after="60"/>
+        <w:ind w:left="432" w:hanging="360"/>
+      </w:pPr>
+      <w:r>
+        <w:rPr>
+          <w:b/>
+        </w:rPr>
+        <w:t xml:space="preserve">7.  </w:t>
+      </w:r>
+      <w:r>
+        <w:t>Open Received routes and confirm the approved on-premises jumpbox prefix is present.</w:t>
+      </w:r>
+    </w:p>
+    <w:p>
+      <w:pPr>
+        <w:spacing w:after="60"/>
+        <w:ind w:left="432" w:hanging="360"/>
+      </w:pPr>
+      <w:r>
+        <w:rPr>
+          <w:b/>
+        </w:rPr>
+        <w:t xml:space="preserve">8.  </w:t>
+      </w:r>
+      <w:r>
+        <w:t>Open Advertised routes and capture the current OCI prefixes before making changes.</w:t>
+      </w:r>
+    </w:p>
+    <w:tbl>
+      <w:tblPr>
+        <w:tblW w:type="auto" w:w="0"/>
+        <w:jc w:val="center"/>
+        <w:tblLook w:firstColumn="1" w:firstRow="1" w:lastColumn="0" w:lastRow="0" w:noHBand="0" w:noVBand="1" w:val="04A0"/>
+      </w:tblPr>
+      <w:tblGrid>
+        <w:gridCol w:w="10080"/>
+      </w:tblGrid>
+      <w:tr>
+        <w:trPr>
+          <w:cantSplit/>
+        </w:trPr>
+        <w:tc>
+          <w:tcPr>
+            <w:tcW w:type="dxa" w:w="10080"/>
+            <w:shd w:fill="FCE8E6"/>
+            <w:tcMar>
+              <w:top w:w="150" w:type="dxa"/>
+              <w:start w:w="170" w:type="dxa"/>
+              <w:bottom w:w="150" w:type="dxa"/>
+              <w:end w:w="170" w:type="dxa"/>
+            </w:tcMar>
+          </w:tcPr>
+          <w:p>
+            <w:r/>
+            <w:r>
+              <w:rPr>
+                <w:b/>
+                <w:color w:val="18324A"/>
+              </w:rPr>
+              <w:t>Gate 2 - FastConnect health</w:t>
+              <w:br/>
+            </w:r>
+            <w:r>
+              <w:rPr>
+                <w:sz w:val="18"/>
+              </w:rPr>
+              <w:t>Do not change DRG routing while the private virtual circuit is not provisioned or required BGP sessions are down. Correct the FastConnect/CPE condition first.</w:t>
+            </w:r>
+          </w:p>
+        </w:tc>
+      </w:tr>
+    </w:tbl>
+    <w:p>
+      <w:pPr>
+        <w:spacing w:after="0"/>
+      </w:pPr>
+    </w:p>
+    <w:p>
+      <w:r>
+        <w:br w:type="page"/>
+      </w:r>
+    </w:p>
+    <w:p>
+      <w:pPr>
+        <w:spacing w:after="80"/>
+      </w:pPr>
+    </w:p>
+    <w:p>
+      <w:pPr>
+        <w:pStyle w:val="Heading2"/>
+      </w:pPr>
+      <w:r>
+        <w:t>Task 3 - Export the existing network into CD3</w:t>
+      </w:r>
+    </w:p>
+    <w:p>
+      <w:pPr>
+        <w:spacing w:after="60"/>
+        <w:ind w:left="432" w:hanging="360"/>
+      </w:pPr>
+      <w:r>
+        <w:rPr>
+          <w:b/>
+        </w:rPr>
+        <w:t xml:space="preserve">1.  </w:t>
+      </w:r>
+      <w:r>
+        <w:t>Back up the current CD3 workbook, generated Terraform and state files.</w:t>
+      </w:r>
+    </w:p>
+    <w:p>
+      <w:pPr>
+        <w:spacing w:after="60"/>
+        <w:ind w:left="432" w:hanging="360"/>
+      </w:pPr>
+      <w:r>
+        <w:rPr>
+          <w:b/>
+        </w:rPr>
+        <w:t xml:space="preserve">2.  </w:t>
+      </w:r>
+      <w:r>
+        <w:t>Start the approved CD3 setupOCI environment.</w:t>
+      </w:r>
+    </w:p>
+    <w:p>
+      <w:pPr>
+        <w:spacing w:after="60"/>
+        <w:ind w:left="432" w:hanging="360"/>
+      </w:pPr>
+      <w:r>
+        <w:rPr>
+          <w:b/>
+        </w:rPr>
+        <w:t xml:space="preserve">3.  </w:t>
+      </w:r>
+      <w:r>
+        <w:t>Select Export Resources -&gt; Network.</w:t>
+      </w:r>
+    </w:p>
+    <w:p>
+      <w:pPr>
+        <w:spacing w:after="60"/>
+        <w:ind w:left="432" w:hanging="360"/>
+      </w:pPr>
+      <w:r>
+        <w:rPr>
+          <w:b/>
+        </w:rPr>
+        <w:t xml:space="preserve">4.  </w:t>
+      </w:r>
+      <w:r>
+        <w:t>Choose us-langley-1 and the network compartments containing the existing DRG, FastConnect attachment and CD3 VCNs.</w:t>
+      </w:r>
+    </w:p>
+    <w:p>
+      <w:pPr>
+        <w:spacing w:after="60"/>
+        <w:ind w:left="432" w:hanging="360"/>
+      </w:pPr>
+      <w:r>
+        <w:rPr>
+          <w:b/>
+        </w:rPr>
+        <w:t xml:space="preserve">5.  </w:t>
+      </w:r>
+      <w:r>
+        <w:t>Export VCNs, DRGs, VCN attachments, DRG route tables, route distributions, route rules, subnet route tables, security lists and NSGs.</w:t>
+      </w:r>
+    </w:p>
+    <w:p>
+      <w:pPr>
+        <w:spacing w:after="60"/>
+        <w:ind w:left="432" w:hanging="360"/>
+      </w:pPr>
+      <w:r>
+        <w:rPr>
+          <w:b/>
+        </w:rPr>
+        <w:t xml:space="preserve">6.  </w:t>
+      </w:r>
+      <w:r>
+        <w:t>Open the exported workbook and locate the existing DRG in the DRGs tab.</w:t>
+      </w:r>
+    </w:p>
+    <w:p>
+      <w:pPr>
+        <w:spacing w:after="60"/>
+        <w:ind w:left="432" w:hanging="360"/>
+      </w:pPr>
+      <w:r>
+        <w:rPr>
+          <w:b/>
+        </w:rPr>
+        <w:t xml:space="preserve">7.  </w:t>
+      </w:r>
+      <w:r>
+        <w:t>Verify the live DRG rules in DRGRouteRulesInOCI and the CD3 VCN/subnets in their networking tabs.</w:t>
+      </w:r>
+    </w:p>
+    <w:p>
+      <w:pPr>
+        <w:spacing w:after="60"/>
+        <w:ind w:left="432" w:hanging="360"/>
+      </w:pPr>
+      <w:r>
+        <w:rPr>
+          <w:b/>
+        </w:rPr>
+        <w:t xml:space="preserve">8.  </w:t>
+      </w:r>
+      <w:r>
+        <w:t>Generate or refresh the CD3 Terraform state using the supported export workflow.</w:t>
+      </w:r>
+    </w:p>
+    <w:p>
+      <w:pPr>
+        <w:spacing w:after="60"/>
+        <w:ind w:left="432" w:hanging="360"/>
+      </w:pPr>
+      <w:r>
+        <w:rPr>
+          <w:b/>
+        </w:rPr>
+        <w:t xml:space="preserve">9.  </w:t>
+      </w:r>
+      <w:r>
+        <w:t>Run a Terraform plan without proposed changes and confirm it does not attempt to create or replace the existing DRG, virtual circuit or existing attachments.</w:t>
+      </w:r>
+    </w:p>
+    <w:tbl>
+      <w:tblPr>
+        <w:tblW w:type="auto" w:w="0"/>
+        <w:jc w:val="center"/>
+        <w:tblLook w:firstColumn="1" w:firstRow="1" w:lastColumn="0" w:lastRow="0" w:noHBand="0" w:noVBand="1" w:val="04A0"/>
+      </w:tblPr>
+      <w:tblGrid>
+        <w:gridCol w:w="10080"/>
+      </w:tblGrid>
+      <w:tr>
+        <w:trPr>
+          <w:cantSplit/>
+        </w:trPr>
+        <w:tc>
+          <w:tcPr>
+            <w:tcW w:type="dxa" w:w="10080"/>
+            <w:shd w:fill="FCE8E6"/>
+            <w:tcMar>
+              <w:top w:w="150" w:type="dxa"/>
+              <w:start w:w="170" w:type="dxa"/>
+              <w:bottom w:w="150" w:type="dxa"/>
+              <w:end w:w="170" w:type="dxa"/>
+            </w:tcMar>
+          </w:tcPr>
+          <w:p>
+            <w:r/>
+            <w:r>
+              <w:rPr>
+                <w:b/>
+                <w:color w:val="18324A"/>
+              </w:rPr>
+              <w:t>Gate 3 - Zero-change baseline</w:t>
+              <w:br/>
+            </w:r>
+            <w:r>
+              <w:rPr>
+                <w:sz w:val="18"/>
+              </w:rPr>
+              <w:t>The baseline plan must be understood before adding the new attachment. Stop if existing resources appear as new, missing, or scheduled for replacement.</w:t>
+            </w:r>
+          </w:p>
+        </w:tc>
+      </w:tr>
+    </w:tbl>
+    <w:p>
+      <w:pPr>
+        <w:spacing w:after="0"/>
+      </w:pPr>
+    </w:p>
+    <w:p>
+      <w:pPr>
+        <w:pStyle w:val="Heading2"/>
+      </w:pPr>
+      <w:r>
+        <w:t>Task 4 - Attach the CD3 VCN to the existing DRG</w:t>
+      </w:r>
+    </w:p>
+    <w:p>
+      <w:r>
+        <w:t>Preferred method: represent the attachment in the CD3 workbook/Terraform configuration after the export. Use the manual Console steps below only for an approved manual implementation or validation.</w:t>
+      </w:r>
+    </w:p>
+    <w:p>
+      <w:pPr>
+        <w:spacing w:after="60"/>
+        <w:ind w:left="432" w:hanging="360"/>
+      </w:pPr>
+      <w:r>
+        <w:rPr>
+          <w:b/>
+        </w:rPr>
+        <w:t xml:space="preserve">1.  </w:t>
+      </w:r>
+      <w:r>
+        <w:t>Open Networking -&gt; Customer connectivity -&gt; Dynamic Routing Gateways.</w:t>
+      </w:r>
+    </w:p>
+    <w:p>
+      <w:pPr>
+        <w:spacing w:after="60"/>
+        <w:ind w:left="432" w:hanging="360"/>
+      </w:pPr>
+      <w:r>
+        <w:rPr>
+          <w:b/>
+        </w:rPr>
+        <w:t xml:space="preserve">2.  </w:t>
+      </w:r>
+      <w:r>
+        <w:t>Select the existing FastConnect DRG.</w:t>
+      </w:r>
+    </w:p>
+    <w:p>
+      <w:pPr>
+        <w:spacing w:after="60"/>
+        <w:ind w:left="432" w:hanging="360"/>
+      </w:pPr>
+      <w:r>
+        <w:rPr>
+          <w:b/>
+        </w:rPr>
+        <w:t xml:space="preserve">3.  </w:t>
+      </w:r>
+      <w:r>
+        <w:t>Under Attachments, open Virtual Cloud Network attachments.</w:t>
+      </w:r>
+    </w:p>
+    <w:p>
+      <w:pPr>
+        <w:spacing w:after="60"/>
+        <w:ind w:left="432" w:hanging="360"/>
+      </w:pPr>
+      <w:r>
+        <w:rPr>
+          <w:b/>
+        </w:rPr>
+        <w:t xml:space="preserve">4.  </w:t>
+      </w:r>
+      <w:r>
+        <w:t>Select Create VCN attachment.</w:t>
+      </w:r>
+    </w:p>
+    <w:p>
+      <w:pPr>
+        <w:spacing w:after="60"/>
+        <w:ind w:left="432" w:hanging="360"/>
+      </w:pPr>
+      <w:r>
+        <w:rPr>
+          <w:b/>
+        </w:rPr>
+        <w:t xml:space="preserve">5.  </w:t>
+      </w:r>
+      <w:r>
+        <w:t>Enter a controlled name such as CD3-MSAS-DEV-DRG-ATTACHMENT.</w:t>
+      </w:r>
+    </w:p>
+    <w:p>
+      <w:pPr>
+        <w:spacing w:after="60"/>
+        <w:ind w:left="432" w:hanging="360"/>
+      </w:pPr>
+      <w:r>
+        <w:rPr>
+          <w:b/>
+        </w:rPr>
+        <w:t xml:space="preserve">6.  </w:t>
+      </w:r>
+      <w:r>
+        <w:t>Select Current tenancy and choose the compartment containing the CD3 VCN.</w:t>
+      </w:r>
+    </w:p>
+    <w:p>
+      <w:pPr>
+        <w:spacing w:after="60"/>
+        <w:ind w:left="432" w:hanging="360"/>
+      </w:pPr>
+      <w:r>
+        <w:rPr>
+          <w:b/>
+        </w:rPr>
+        <w:t xml:space="preserve">7.  </w:t>
+      </w:r>
+      <w:r>
+        <w:t>Select the CD3 VCN.</w:t>
+      </w:r>
+    </w:p>
+    <w:p>
+      <w:pPr>
+        <w:spacing w:after="60"/>
+        <w:ind w:left="432" w:hanging="360"/>
+      </w:pPr>
+      <w:r>
+        <w:rPr>
+          <w:b/>
+        </w:rPr>
+        <w:t xml:space="preserve">8.  </w:t>
+      </w:r>
+      <w:r>
+        <w:t>Open Advanced options.</w:t>
+      </w:r>
+    </w:p>
+    <w:p>
+      <w:pPr>
+        <w:spacing w:after="60"/>
+        <w:ind w:left="432" w:hanging="360"/>
+      </w:pPr>
+      <w:r>
+        <w:rPr>
+          <w:b/>
+        </w:rPr>
+        <w:t xml:space="preserve">9.  </w:t>
+      </w:r>
+      <w:r>
+        <w:t>Select the approved DRG route table for traffic entering the DRG from this VCN. Do not accept the default blindly.</w:t>
+      </w:r>
+    </w:p>
+    <w:p>
+      <w:pPr>
+        <w:spacing w:after="60"/>
+        <w:ind w:left="432" w:hanging="360"/>
+      </w:pPr>
+      <w:r>
+        <w:rPr>
+          <w:b/>
+        </w:rPr>
+        <w:t xml:space="preserve">10.  </w:t>
+      </w:r>
+      <w:r>
+        <w:t>For advanced transit routing, select the approved VCN ingress route table associated with the attachment.</w:t>
+      </w:r>
+    </w:p>
+    <w:p>
+      <w:pPr>
+        <w:spacing w:after="60"/>
+        <w:ind w:left="432" w:hanging="360"/>
+      </w:pPr>
+      <w:r>
+        <w:rPr>
+          <w:b/>
+        </w:rPr>
+        <w:t xml:space="preserve">11.  </w:t>
+      </w:r>
+      <w:r>
+        <w:t>Select the approved route type: VCN CIDRs or the required subnet CIDRs.</w:t>
+      </w:r>
+    </w:p>
+    <w:p>
+      <w:pPr>
+        <w:spacing w:after="60"/>
+        <w:ind w:left="432" w:hanging="360"/>
+      </w:pPr>
+      <w:r>
+        <w:rPr>
+          <w:b/>
+        </w:rPr>
+        <w:t xml:space="preserve">12.  </w:t>
+      </w:r>
+      <w:r>
+        <w:t>Create the attachment and wait until Lifecycle state is ATTACHED.</w:t>
+      </w:r>
+    </w:p>
+    <w:tbl>
+      <w:tblPr>
+        <w:tblW w:type="auto" w:w="0"/>
+        <w:jc w:val="center"/>
+        <w:tblLook w:firstColumn="1" w:firstRow="1" w:lastColumn="0" w:lastRow="0" w:noHBand="0" w:noVBand="1" w:val="04A0"/>
+      </w:tblPr>
+      <w:tblGrid>
+        <w:gridCol w:w="10080"/>
+      </w:tblGrid>
+      <w:tr>
+        <w:trPr>
+          <w:cantSplit/>
+        </w:trPr>
+        <w:tc>
+          <w:tcPr>
+            <w:tcW w:type="dxa" w:w="10080"/>
+            <w:shd w:fill="FCE8E6"/>
+            <w:tcMar>
+              <w:top w:w="150" w:type="dxa"/>
+              <w:start w:w="170" w:type="dxa"/>
+              <w:bottom w:w="150" w:type="dxa"/>
+              <w:end w:w="170" w:type="dxa"/>
+            </w:tcMar>
+          </w:tcPr>
+          <w:p>
+            <w:r/>
+            <w:r>
+              <w:rPr>
+                <w:b/>
+                <w:color w:val="18324A"/>
+              </w:rPr>
+              <w:t>Single-DRG restriction</w:t>
+              <w:br/>
+            </w:r>
+            <w:r>
+              <w:rPr>
+                <w:sz w:val="18"/>
+              </w:rPr>
+              <w:t>If the VCN is already attached to another DRG, stop. A VCN can have only one DRG attachment. Do not detach the existing DRG without an approved migration and rollback plan.</w:t>
+            </w:r>
+          </w:p>
+        </w:tc>
+      </w:tr>
+    </w:tbl>
+    <w:p>
+      <w:pPr>
+        <w:spacing w:after="0"/>
+      </w:pPr>
+    </w:p>
+    <w:p>
+      <w:pPr>
+        <w:pStyle w:val="Heading2"/>
+      </w:pPr>
+      <w:r>
+        <w:t>Task 5 - Configure traffic entering the DRG from FastConnect</w:t>
+      </w:r>
+    </w:p>
+    <w:p>
+      <w:pPr>
+        <w:spacing w:after="60"/>
+        <w:ind w:left="432" w:hanging="360"/>
+      </w:pPr>
+      <w:r>
+        <w:rPr>
+          <w:b/>
+        </w:rPr>
+        <w:t xml:space="preserve">1.  </w:t>
+      </w:r>
+      <w:r>
+        <w:t>Inside the existing DRG, open DRG route tables.</w:t>
+      </w:r>
+    </w:p>
+    <w:p>
+      <w:pPr>
+        <w:spacing w:after="60"/>
+        <w:ind w:left="432" w:hanging="360"/>
+      </w:pPr>
+      <w:r>
+        <w:rPr>
+          <w:b/>
+        </w:rPr>
+        <w:t xml:space="preserve">2.  </w:t>
+      </w:r>
+      <w:r>
+        <w:t>Identify the route table associated with the FastConnect virtual-circuit attachment.</w:t>
+      </w:r>
+    </w:p>
+    <w:p>
+      <w:pPr>
+        <w:spacing w:after="60"/>
+        <w:ind w:left="432" w:hanging="360"/>
+      </w:pPr>
+      <w:r>
+        <w:rPr>
+          <w:b/>
+        </w:rPr>
+        <w:t xml:space="preserve">3.  </w:t>
+      </w:r>
+      <w:r>
+        <w:t>Create or select the approved route table for traffic entering from on-premises, for example DRG-RT-FROM-ONPREM.</w:t>
+      </w:r>
+    </w:p>
+    <w:p>
+      <w:pPr>
+        <w:spacing w:after="60"/>
+        <w:ind w:left="432" w:hanging="360"/>
+      </w:pPr>
+      <w:r>
+        <w:rPr>
+          <w:b/>
+        </w:rPr>
+        <w:t xml:space="preserve">4.  </w:t>
+      </w:r>
+      <w:r>
+        <w:t>Add the CD3 destination prefix using the correct branch below.</w:t>
+      </w:r>
+    </w:p>
+    <w:p>
+      <w:pPr>
+        <w:spacing w:after="60"/>
+        <w:ind w:left="432" w:hanging="360"/>
+      </w:pPr>
+      <w:r>
+        <w:rPr>
+          <w:b/>
+        </w:rPr>
+        <w:t xml:space="preserve">5.  </w:t>
+      </w:r>
+      <w:r>
+        <w:t>Save the route table.</w:t>
+      </w:r>
+    </w:p>
+    <w:p>
+      <w:pPr>
+        <w:spacing w:after="60"/>
+        <w:ind w:left="432" w:hanging="360"/>
+      </w:pPr>
+      <w:r>
+        <w:rPr>
+          <w:b/>
+        </w:rPr>
+        <w:t xml:space="preserve">6.  </w:t>
+      </w:r>
+      <w:r>
+        <w:t>Open the virtual-circuit attachment, select Edit and associate DRG-RT-FROM-ONPREM if it is not already associated.</w:t>
+      </w:r>
+    </w:p>
+    <w:p>
+      <w:pPr>
+        <w:spacing w:after="60"/>
+        <w:ind w:left="432" w:hanging="360"/>
+      </w:pPr>
+      <w:r>
+        <w:rPr>
+          <w:b/>
+        </w:rPr>
+        <w:t xml:space="preserve">7.  </w:t>
+      </w:r>
+      <w:r>
+        <w:t>Reopen the route table and verify the route is ACTIVE.</w:t>
+      </w:r>
+    </w:p>
+    <w:tbl>
+      <w:tblPr>
+        <w:tblStyle w:val="TableGrid"/>
+        <w:tblW w:type="auto" w:w="0"/>
+        <w:jc w:val="center"/>
+        <w:tblLook w:firstColumn="1" w:firstRow="1" w:lastColumn="0" w:lastRow="0" w:noHBand="0" w:noVBand="1" w:val="04A0"/>
+      </w:tblPr>
+      <w:tblGrid>
+        <w:gridCol w:w="3360"/>
+        <w:gridCol w:w="3360"/>
+        <w:gridCol w:w="3360"/>
+      </w:tblGrid>
+      <w:tr>
+        <w:trPr>
+          <w:tblHeader w:val="true"/>
+        </w:trPr>
+        <w:tc>
+          <w:tcPr>
+            <w:tcW w:type="dxa" w:w="2376"/>
+            <w:shd w:fill="18324A"/>
+            <w:vAlign w:val="center"/>
+            <w:tcMar>
+              <w:top w:w="100" w:type="dxa"/>
+              <w:start w:w="120" w:type="dxa"/>
+              <w:bottom w:w="100" w:type="dxa"/>
+              <w:end w:w="120" w:type="dxa"/>
+            </w:tcMar>
+          </w:tcPr>
+          <w:p>
+            <w:pPr>
+              <w:spacing w:after="0"/>
+            </w:pPr>
+            <w:r/>
+            <w:r>
+              <w:rPr>
+                <w:b/>
+                <w:color w:val="FFFFFF"/>
+                <w:sz w:val="18"/>
+              </w:rPr>
+              <w:t>Approved branch</w:t>
+            </w:r>
+          </w:p>
+        </w:tc>
+        <w:tc>
+          <w:tcPr>
+            <w:tcW w:type="dxa" w:w="3384"/>
+            <w:shd w:fill="18324A"/>
+            <w:vAlign w:val="center"/>
+            <w:tcMar>
+              <w:top w:w="100" w:type="dxa"/>
+              <w:start w:w="120" w:type="dxa"/>
+              <w:bottom w:w="100" w:type="dxa"/>
+              <w:end w:w="120" w:type="dxa"/>
+            </w:tcMar>
+          </w:tcPr>
+          <w:p>
+            <w:pPr>
+              <w:spacing w:after="0"/>
+            </w:pPr>
+            <w:r/>
+            <w:r>
+              <w:rPr>
+                <w:b/>
+                <w:color w:val="FFFFFF"/>
+                <w:sz w:val="18"/>
+              </w:rPr>
+              <w:t>Destination</w:t>
+            </w:r>
+          </w:p>
+        </w:tc>
+        <w:tc>
+          <w:tcPr>
+            <w:tcW w:type="dxa" w:w="4104"/>
+            <w:shd w:fill="18324A"/>
+            <w:vAlign w:val="center"/>
+            <w:tcMar>
+              <w:top w:w="100" w:type="dxa"/>
+              <w:start w:w="120" w:type="dxa"/>
+              <w:bottom w:w="100" w:type="dxa"/>
+              <w:end w:w="120" w:type="dxa"/>
+            </w:tcMar>
+          </w:tcPr>
+          <w:p>
+            <w:pPr>
+              <w:spacing w:after="0"/>
+            </w:pPr>
+            <w:r/>
+            <w:r>
+              <w:rPr>
+                <w:b/>
+                <w:color w:val="FFFFFF"/>
+                <w:sz w:val="18"/>
+              </w:rPr>
+              <w:t>Next hop</w:t>
+            </w:r>
+          </w:p>
+        </w:tc>
+      </w:tr>
+      <w:tr>
+        <w:tc>
+          <w:tcPr>
+            <w:tcW w:type="dxa" w:w="2376"/>
+            <w:vAlign w:val="center"/>
+            <w:tcMar>
+              <w:top w:w="100" w:type="dxa"/>
+              <w:start w:w="120" w:type="dxa"/>
+              <w:bottom w:w="100" w:type="dxa"/>
+              <w:end w:w="120" w:type="dxa"/>
+            </w:tcMar>
+          </w:tcPr>
+          <w:p>
+            <w:pPr>
+              <w:spacing w:after="0"/>
+            </w:pPr>
+            <w:r/>
+            <w:r>
+              <w:rPr>
+                <w:b w:val="0"/>
+                <w:sz w:val="17"/>
+              </w:rPr>
+              <w:t>SCCA production</w:t>
+            </w:r>
+          </w:p>
+        </w:tc>
+        <w:tc>
+          <w:tcPr>
+            <w:tcW w:type="dxa" w:w="3384"/>
+            <w:vAlign w:val="center"/>
+            <w:tcMar>
+              <w:top w:w="100" w:type="dxa"/>
+              <w:start w:w="120" w:type="dxa"/>
+              <w:bottom w:w="100" w:type="dxa"/>
+              <w:end w:w="120" w:type="dxa"/>
+            </w:tcMar>
+          </w:tcPr>
+          <w:p>
+            <w:pPr>
+              <w:spacing w:after="0"/>
+            </w:pPr>
+            <w:r/>
+            <w:r>
+              <w:rPr>
+                <w:b w:val="0"/>
+                <w:sz w:val="17"/>
+              </w:rPr>
+              <w:t>CD3 VCN or management CIDR</w:t>
+            </w:r>
+          </w:p>
+        </w:tc>
+        <w:tc>
+          <w:tcPr>
+            <w:tcW w:type="dxa" w:w="4104"/>
+            <w:vAlign w:val="center"/>
+            <w:tcMar>
+              <w:top w:w="100" w:type="dxa"/>
+              <w:start w:w="120" w:type="dxa"/>
+              <w:bottom w:w="100" w:type="dxa"/>
+              <w:end w:w="120" w:type="dxa"/>
+            </w:tcMar>
+          </w:tcPr>
+          <w:p>
+            <w:pPr>
+              <w:spacing w:after="0"/>
+            </w:pPr>
+            <w:r/>
+            <w:r>
+              <w:rPr>
+                <w:b w:val="0"/>
+                <w:sz w:val="17"/>
+              </w:rPr>
+              <w:t>VDSS inspection-hub VCN attachment</w:t>
+            </w:r>
+          </w:p>
+        </w:tc>
+      </w:tr>
+      <w:tr>
+        <w:tc>
+          <w:tcPr>
+            <w:tcW w:type="dxa" w:w="2376"/>
+            <w:shd w:fill="F2F4F5"/>
+            <w:vAlign w:val="center"/>
+            <w:tcMar>
+              <w:top w:w="100" w:type="dxa"/>
+              <w:start w:w="120" w:type="dxa"/>
+              <w:bottom w:w="100" w:type="dxa"/>
+              <w:end w:w="120" w:type="dxa"/>
+            </w:tcMar>
+          </w:tcPr>
+          <w:p>
+            <w:pPr>
+              <w:spacing w:after="0"/>
+            </w:pPr>
+            <w:r/>
+            <w:r>
+              <w:rPr>
+                <w:b w:val="0"/>
+                <w:sz w:val="17"/>
+              </w:rPr>
+              <w:t>Temporary direct</w:t>
+            </w:r>
+          </w:p>
+        </w:tc>
+        <w:tc>
+          <w:tcPr>
+            <w:tcW w:type="dxa" w:w="3384"/>
+            <w:shd w:fill="F2F4F5"/>
+            <w:vAlign w:val="center"/>
+            <w:tcMar>
+              <w:top w:w="100" w:type="dxa"/>
+              <w:start w:w="120" w:type="dxa"/>
+              <w:bottom w:w="100" w:type="dxa"/>
+              <w:end w:w="120" w:type="dxa"/>
+            </w:tcMar>
+          </w:tcPr>
+          <w:p>
+            <w:pPr>
+              <w:spacing w:after="0"/>
+            </w:pPr>
+            <w:r/>
+            <w:r>
+              <w:rPr>
+                <w:b w:val="0"/>
+                <w:sz w:val="17"/>
+              </w:rPr>
+              <w:t>CD3 VCN or management CIDR</w:t>
+            </w:r>
+          </w:p>
+        </w:tc>
+        <w:tc>
+          <w:tcPr>
+            <w:tcW w:type="dxa" w:w="4104"/>
+            <w:shd w:fill="F2F4F5"/>
+            <w:vAlign w:val="center"/>
+            <w:tcMar>
+              <w:top w:w="100" w:type="dxa"/>
+              <w:start w:w="120" w:type="dxa"/>
+              <w:bottom w:w="100" w:type="dxa"/>
+              <w:end w:w="120" w:type="dxa"/>
+            </w:tcMar>
+          </w:tcPr>
+          <w:p>
+            <w:pPr>
+              <w:spacing w:after="0"/>
+            </w:pPr>
+            <w:r/>
+            <w:r>
+              <w:rPr>
+                <w:b w:val="0"/>
+                <w:sz w:val="17"/>
+              </w:rPr>
+              <w:t>CD3 VCN attachment</w:t>
+            </w:r>
+          </w:p>
+        </w:tc>
+      </w:tr>
+    </w:tbl>
+    <w:p>
+      <w:pPr>
+        <w:spacing w:after="0"/>
+      </w:pPr>
+    </w:p>
+    <w:tbl>
+      <w:tblPr>
+        <w:tblW w:type="auto" w:w="0"/>
+        <w:jc w:val="center"/>
+        <w:tblLook w:firstColumn="1" w:firstRow="1" w:lastColumn="0" w:lastRow="0" w:noHBand="0" w:noVBand="1" w:val="04A0"/>
+      </w:tblPr>
+      <w:tblGrid>
+        <w:gridCol w:w="10080"/>
+      </w:tblGrid>
+      <w:tr>
+        <w:trPr>
+          <w:cantSplit/>
+        </w:trPr>
+        <w:tc>
+          <w:tcPr>
+            <w:tcW w:type="dxa" w:w="10080"/>
+            <w:shd w:fill="FCE8E6"/>
+            <w:tcMar>
+              <w:top w:w="150" w:type="dxa"/>
+              <w:start w:w="170" w:type="dxa"/>
+              <w:bottom w:w="150" w:type="dxa"/>
+              <w:end w:w="170" w:type="dxa"/>
+            </w:tcMar>
+          </w:tcPr>
+          <w:p>
+            <w:r/>
+            <w:r>
+              <w:rPr>
+                <w:b/>
+                <w:color w:val="18324A"/>
+              </w:rPr>
+              <w:t>Inspection warning</w:t>
+              <w:br/>
+            </w:r>
+            <w:r>
+              <w:rPr>
+                <w:sz w:val="18"/>
+              </w:rPr>
+              <w:t>For the SCCA path, do not add a more-specific direct route to the CD3 VCN. A more-specific route can bypass the VDSS firewall even when a broader route points to the inspection hub.</w:t>
+            </w:r>
+          </w:p>
+        </w:tc>
+      </w:tr>
+    </w:tbl>
+    <w:p>
+      <w:pPr>
+        <w:spacing w:after="0"/>
+      </w:pPr>
+    </w:p>
+    <w:p>
+      <w:pPr>
+        <w:pStyle w:val="Heading2"/>
+      </w:pPr>
+      <w:r>
+        <w:t>Task 6 - Configure DRG return routing to FastConnect</w:t>
+      </w:r>
+    </w:p>
+    <w:p>
+      <w:r>
+        <w:t>Traffic entering the DRG from the CD3 VCN or VDSS hub must learn the on-premises prefix from the FastConnect attachment.</w:t>
+      </w:r>
+    </w:p>
+    <w:p>
+      <w:pPr>
+        <w:spacing w:after="60"/>
+        <w:ind w:left="432" w:hanging="360"/>
+      </w:pPr>
+      <w:r>
+        <w:rPr>
+          <w:b/>
+        </w:rPr>
+        <w:t xml:space="preserve">1.  </w:t>
+      </w:r>
+      <w:r>
+        <w:t>Inside the DRG, open Route distributions and create or select the approved import route distribution for the CD3 or hub attachment route table.</w:t>
+      </w:r>
+    </w:p>
+    <w:p>
+      <w:pPr>
+        <w:spacing w:after="60"/>
+        <w:ind w:left="432" w:hanging="360"/>
+      </w:pPr>
+      <w:r>
+        <w:rPr>
+          <w:b/>
+        </w:rPr>
+        <w:t xml:space="preserve">2.  </w:t>
+      </w:r>
+      <w:r>
+        <w:t>Add an import statement matching the specific FastConnect virtual-circuit attachment, or the approved attachment-type filter when organizational policy permits it.</w:t>
+      </w:r>
+    </w:p>
+    <w:p>
+      <w:pPr>
+        <w:spacing w:after="60"/>
+        <w:ind w:left="432" w:hanging="360"/>
+      </w:pPr>
+      <w:r>
+        <w:rPr>
+          <w:b/>
+        </w:rPr>
+        <w:t xml:space="preserve">3.  </w:t>
+      </w:r>
+      <w:r>
+        <w:t>Save the import distribution.</w:t>
+      </w:r>
+    </w:p>
+    <w:p>
+      <w:pPr>
+        <w:spacing w:after="60"/>
+        <w:ind w:left="432" w:hanging="360"/>
+      </w:pPr>
+      <w:r>
+        <w:rPr>
+          <w:b/>
+        </w:rPr>
+        <w:t xml:space="preserve">4.  </w:t>
+      </w:r>
+      <w:r>
+        <w:t>Open the DRG route table associated with the CD3 VCN attachment, or the VDSS hub attachment in the inspected design.</w:t>
+      </w:r>
+    </w:p>
+    <w:p>
+      <w:pPr>
+        <w:spacing w:after="60"/>
+        <w:ind w:left="432" w:hanging="360"/>
+      </w:pPr>
+      <w:r>
+        <w:rPr>
+          <w:b/>
+        </w:rPr>
+        <w:t xml:space="preserve">5.  </w:t>
+      </w:r>
+      <w:r>
+        <w:t>Enable Import route distribution and select the approved distribution.</w:t>
+      </w:r>
+    </w:p>
+    <w:p>
+      <w:pPr>
+        <w:spacing w:after="60"/>
+        <w:ind w:left="432" w:hanging="360"/>
+      </w:pPr>
+      <w:r>
+        <w:rPr>
+          <w:b/>
+        </w:rPr>
+        <w:t xml:space="preserve">6.  </w:t>
+      </w:r>
+      <w:r>
+        <w:t>Wait for route convergence.</w:t>
+      </w:r>
+    </w:p>
+    <w:p>
+      <w:pPr>
+        <w:spacing w:after="60"/>
+        <w:ind w:left="432" w:hanging="360"/>
+      </w:pPr>
+      <w:r>
+        <w:rPr>
+          <w:b/>
+        </w:rPr>
+        <w:t xml:space="preserve">7.  </w:t>
+      </w:r>
+      <w:r>
+        <w:t>Open the DRG route rules and verify the approved on-premises prefix is ACTIVE with the FastConnect virtual-circuit attachment as the next hop.</w:t>
+      </w:r>
+    </w:p>
+    <w:tbl>
+      <w:tblPr>
+        <w:tblW w:type="auto" w:w="0"/>
+        <w:jc w:val="center"/>
+        <w:tblLook w:firstColumn="1" w:firstRow="1" w:lastColumn="0" w:lastRow="0" w:noHBand="0" w:noVBand="1" w:val="04A0"/>
+      </w:tblPr>
+      <w:tblGrid>
+        <w:gridCol w:w="10080"/>
+      </w:tblGrid>
+      <w:tr>
+        <w:trPr>
+          <w:cantSplit/>
+        </w:trPr>
+        <w:tc>
+          <w:tcPr>
+            <w:tcW w:type="dxa" w:w="10080"/>
+            <w:shd w:fill="FFF1CC"/>
+            <w:tcMar>
+              <w:top w:w="150" w:type="dxa"/>
+              <w:start w:w="170" w:type="dxa"/>
+              <w:bottom w:w="150" w:type="dxa"/>
+              <w:end w:w="170" w:type="dxa"/>
+            </w:tcMar>
+          </w:tcPr>
+          <w:p>
+            <w:r/>
+            <w:r>
+              <w:rPr>
+                <w:b/>
+                <w:color w:val="18324A"/>
+              </w:rPr>
+              <w:t>Gate 4 - DRG bidirectional routes</w:t>
+              <w:br/>
+            </w:r>
+            <w:r>
+              <w:rPr>
+                <w:sz w:val="18"/>
+              </w:rPr>
+              <w:t>The FastConnect attachment table must resolve the OCI destination, and the CD3/hub attachment table must resolve the on-premises jumpbox prefix. Both directions are required.</w:t>
+            </w:r>
+          </w:p>
+        </w:tc>
+      </w:tr>
+    </w:tbl>
+    <w:p>
+      <w:pPr>
+        <w:spacing w:after="0"/>
+      </w:pPr>
+    </w:p>
+    <w:p>
+      <w:pPr>
+        <w:pStyle w:val="Heading2"/>
+      </w:pPr>
+      <w:r>
+        <w:t>Task 7 - Add the OCI subnet return route</w:t>
+      </w:r>
+    </w:p>
+    <w:p>
+      <w:pPr>
+        <w:spacing w:after="60"/>
+        <w:ind w:left="432" w:hanging="360"/>
+      </w:pPr>
+      <w:r>
+        <w:rPr>
+          <w:b/>
+        </w:rPr>
+        <w:t xml:space="preserve">1.  </w:t>
+      </w:r>
+      <w:r>
+        <w:t>Open Networking -&gt; Virtual cloud networks and select the CD3 VCN.</w:t>
+      </w:r>
+    </w:p>
+    <w:p>
+      <w:pPr>
+        <w:spacing w:after="60"/>
+        <w:ind w:left="432" w:hanging="360"/>
+      </w:pPr>
+      <w:r>
+        <w:rPr>
+          <w:b/>
+        </w:rPr>
+        <w:t xml:space="preserve">2.  </w:t>
+      </w:r>
+      <w:r>
+        <w:t>Open Subnets and select the subnet containing the target VM.</w:t>
+      </w:r>
+    </w:p>
+    <w:p>
+      <w:pPr>
+        <w:spacing w:after="60"/>
+        <w:ind w:left="432" w:hanging="360"/>
+      </w:pPr>
+      <w:r>
+        <w:rPr>
+          <w:b/>
+        </w:rPr>
+        <w:t xml:space="preserve">3.  </w:t>
+      </w:r>
+      <w:r>
+        <w:t>Record the route table associated with that subnet.</w:t>
+      </w:r>
+    </w:p>
+    <w:p>
+      <w:pPr>
+        <w:spacing w:after="60"/>
+        <w:ind w:left="432" w:hanging="360"/>
+      </w:pPr>
+      <w:r>
+        <w:rPr>
+          <w:b/>
+        </w:rPr>
+        <w:t xml:space="preserve">4.  </w:t>
+      </w:r>
+      <w:r>
+        <w:t>Open the route table and select Add route rules.</w:t>
+      </w:r>
+    </w:p>
+    <w:p>
+      <w:pPr>
+        <w:spacing w:after="60"/>
+        <w:ind w:left="432" w:hanging="360"/>
+      </w:pPr>
+      <w:r>
+        <w:rPr>
+          <w:b/>
+        </w:rPr>
+        <w:t xml:space="preserve">5.  </w:t>
+      </w:r>
+      <w:r>
+        <w:t>Set Target type to Dynamic Routing Gateway.</w:t>
+      </w:r>
+    </w:p>
+    <w:p>
+      <w:pPr>
+        <w:spacing w:after="60"/>
+        <w:ind w:left="432" w:hanging="360"/>
+      </w:pPr>
+      <w:r>
+        <w:rPr>
+          <w:b/>
+        </w:rPr>
+        <w:t xml:space="preserve">6.  </w:t>
+      </w:r>
+      <w:r>
+        <w:t>Set Destination type to CIDR block.</w:t>
+      </w:r>
+    </w:p>
+    <w:p>
+      <w:pPr>
+        <w:spacing w:after="60"/>
+        <w:ind w:left="432" w:hanging="360"/>
+      </w:pPr>
+      <w:r>
+        <w:rPr>
+          <w:b/>
+        </w:rPr>
+        <w:t xml:space="preserve">7.  </w:t>
+      </w:r>
+      <w:r>
+        <w:t>Enter the approved on-premises or jumpbox CIDR, for example 172.20.0.0/16 or the narrower approved prefix.</w:t>
+      </w:r>
+    </w:p>
+    <w:p>
+      <w:pPr>
+        <w:spacing w:after="60"/>
+        <w:ind w:left="432" w:hanging="360"/>
+      </w:pPr>
+      <w:r>
+        <w:rPr>
+          <w:b/>
+        </w:rPr>
+        <w:t xml:space="preserve">8.  </w:t>
+      </w:r>
+      <w:r>
+        <w:t>Select the existing DRG and save the rule.</w:t>
+      </w:r>
+    </w:p>
+    <w:p>
+      <w:pPr>
+        <w:spacing w:after="60"/>
+        <w:ind w:left="432" w:hanging="360"/>
+      </w:pPr>
+      <w:r>
+        <w:rPr>
+          <w:b/>
+        </w:rPr>
+        <w:t xml:space="preserve">9.  </w:t>
+      </w:r>
+      <w:r>
+        <w:t>Confirm the route appears in the subnet's effective route table.</w:t>
+      </w:r>
+    </w:p>
+    <w:p>
+      <w:pPr>
+        <w:pStyle w:val="Heading2"/>
+      </w:pPr>
+      <w:r>
+        <w:t>Task 8 - Verify OCI route advertisement at the on-premises CPE</w:t>
+      </w:r>
+    </w:p>
+    <w:p>
+      <w:pPr>
+        <w:spacing w:after="60"/>
+        <w:ind w:left="432" w:hanging="360"/>
+      </w:pPr>
+      <w:r>
+        <w:rPr>
+          <w:b/>
+        </w:rPr>
+        <w:t xml:space="preserve">1.  </w:t>
+      </w:r>
+      <w:r>
+        <w:t>Return to FastConnect -&gt; private virtual circuit -&gt; Advertised routes.</w:t>
+      </w:r>
+    </w:p>
+    <w:p>
+      <w:pPr>
+        <w:spacing w:after="60"/>
+        <w:ind w:left="432" w:hanging="360"/>
+      </w:pPr>
+      <w:r>
+        <w:rPr>
+          <w:b/>
+        </w:rPr>
+        <w:t xml:space="preserve">2.  </w:t>
+      </w:r>
+      <w:r>
+        <w:t>Confirm OCI advertises the approved CD3 management prefix or inspection-hub prefix.</w:t>
+      </w:r>
+    </w:p>
+    <w:p>
+      <w:pPr>
+        <w:spacing w:after="60"/>
+        <w:ind w:left="432" w:hanging="360"/>
+      </w:pPr>
+      <w:r>
+        <w:rPr>
+          <w:b/>
+        </w:rPr>
+        <w:t xml:space="preserve">3.  </w:t>
+      </w:r>
+      <w:r>
+        <w:t>On the CPE, verify the prefix is received over the FastConnect BGP neighbor.</w:t>
+      </w:r>
+    </w:p>
+    <w:p>
+      <w:pPr>
+        <w:spacing w:after="60"/>
+        <w:ind w:left="432" w:hanging="360"/>
+      </w:pPr>
+      <w:r>
+        <w:rPr>
+          <w:b/>
+        </w:rPr>
+        <w:t xml:space="preserve">4.  </w:t>
+      </w:r>
+      <w:r>
+        <w:t>Verify the enterprise routing table selects FastConnect as the active next hop.</w:t>
+      </w:r>
+    </w:p>
+    <w:p>
+      <w:pPr>
+        <w:spacing w:after="60"/>
+        <w:ind w:left="432" w:hanging="360"/>
+      </w:pPr>
+      <w:r>
+        <w:rPr>
+          <w:b/>
+        </w:rPr>
+        <w:t xml:space="preserve">5.  </w:t>
+      </w:r>
+      <w:r>
+        <w:t>Verify no overlapping or more-specific route sends the OCI prefix to the internet, an unintended VPN, or another data center.</w:t>
+      </w:r>
+    </w:p>
+    <w:p>
+      <w:pPr>
+        <w:spacing w:after="60"/>
+        <w:ind w:left="432" w:hanging="360"/>
+      </w:pPr>
+      <w:r>
+        <w:rPr>
+          <w:b/>
+        </w:rPr>
+        <w:t xml:space="preserve">6.  </w:t>
+      </w:r>
+      <w:r>
+        <w:t>From the on-premises jumpbox, run tracert to the OCI private IP. Treat nonresponsive intermediate hops cautiously; use the route decision and TCP test as the primary evidence.</w:t>
+      </w:r>
+    </w:p>
+    <w:p>
+      <w:pPr>
+        <w:pStyle w:val="CodeBlock"/>
+      </w:pPr>
+      <w:r>
+        <w:t>tracert 10.50.10.20</w:t>
+        <w:br/>
+        <w:t>Test-NetConnection 10.50.10.20 -Port 22</w:t>
+      </w:r>
+    </w:p>
+    <w:p>
+      <w:pPr>
+        <w:pStyle w:val="Heading2"/>
+      </w:pPr>
+      <w:r>
+        <w:t>Task 9 - Create the SSH NSG rule</w:t>
+      </w:r>
+    </w:p>
+    <w:p>
+      <w:pPr>
+        <w:spacing w:after="60"/>
+        <w:ind w:left="432" w:hanging="360"/>
+      </w:pPr>
+      <w:r>
+        <w:rPr>
+          <w:b/>
+        </w:rPr>
+        <w:t xml:space="preserve">1.  </w:t>
+      </w:r>
+      <w:r>
+        <w:t>Open Networking -&gt; Virtual cloud networks -&gt; Network Security Groups.</w:t>
+      </w:r>
+    </w:p>
+    <w:p>
+      <w:pPr>
+        <w:spacing w:after="60"/>
+        <w:ind w:left="432" w:hanging="360"/>
+      </w:pPr>
+      <w:r>
+        <w:rPr>
+          <w:b/>
+        </w:rPr>
+        <w:t xml:space="preserve">2.  </w:t>
+      </w:r>
+      <w:r>
+        <w:t>Select the management NSG attached to the target VM VNIC, or create the approved management NSG through CD3.</w:t>
+      </w:r>
+    </w:p>
+    <w:p>
+      <w:pPr>
+        <w:spacing w:after="60"/>
+        <w:ind w:left="432" w:hanging="360"/>
+      </w:pPr>
+      <w:r>
+        <w:rPr>
+          <w:b/>
+        </w:rPr>
+        <w:t xml:space="preserve">3.  </w:t>
+      </w:r>
+      <w:r>
+        <w:t>Open Security rules and select Add rules.</w:t>
+      </w:r>
+    </w:p>
+    <w:p>
+      <w:pPr>
+        <w:spacing w:after="60"/>
+        <w:ind w:left="432" w:hanging="360"/>
+      </w:pPr>
+      <w:r>
+        <w:rPr>
+          <w:b/>
+        </w:rPr>
+        <w:t xml:space="preserve">4.  </w:t>
+      </w:r>
+      <w:r>
+        <w:t>Set Direction to Ingress and leave the rule stateful.</w:t>
+      </w:r>
+    </w:p>
+    <w:p>
+      <w:pPr>
+        <w:spacing w:after="60"/>
+        <w:ind w:left="432" w:hanging="360"/>
+      </w:pPr>
+      <w:r>
+        <w:rPr>
+          <w:b/>
+        </w:rPr>
+        <w:t xml:space="preserve">5.  </w:t>
+      </w:r>
+      <w:r>
+        <w:t>Set Source type to CIDR.</w:t>
+      </w:r>
+    </w:p>
+    <w:p>
+      <w:pPr>
+        <w:spacing w:after="60"/>
+        <w:ind w:left="432" w:hanging="360"/>
+      </w:pPr>
+      <w:r>
+        <w:rPr>
+          <w:b/>
+        </w:rPr>
+        <w:t xml:space="preserve">6.  </w:t>
+      </w:r>
+      <w:r>
+        <w:t>Enter the approved jumpbox /32 address or management subnet. Do not use 0.0.0.0/0.</w:t>
+      </w:r>
+    </w:p>
+    <w:p>
+      <w:pPr>
+        <w:spacing w:after="60"/>
+        <w:ind w:left="432" w:hanging="360"/>
+      </w:pPr>
+      <w:r>
+        <w:rPr>
+          <w:b/>
+        </w:rPr>
+        <w:t xml:space="preserve">7.  </w:t>
+      </w:r>
+      <w:r>
+        <w:t>Set IP protocol to TCP, source port to All and destination port to 22.</w:t>
+      </w:r>
+    </w:p>
+    <w:p>
+      <w:pPr>
+        <w:spacing w:after="60"/>
+        <w:ind w:left="432" w:hanging="360"/>
+      </w:pPr>
+      <w:r>
+        <w:rPr>
+          <w:b/>
+        </w:rPr>
+        <w:t xml:space="preserve">8.  </w:t>
+      </w:r>
+      <w:r>
+        <w:t>Add a change-ticket reference in the description and save.</w:t>
+      </w:r>
+    </w:p>
+    <w:p>
+      <w:pPr>
+        <w:spacing w:after="60"/>
+        <w:ind w:left="432" w:hanging="360"/>
+      </w:pPr>
+      <w:r>
+        <w:rPr>
+          <w:b/>
+        </w:rPr>
+        <w:t xml:space="preserve">9.  </w:t>
+      </w:r>
+      <w:r>
+        <w:t>Open Compute -&gt; Instances -&gt; target instance -&gt; Attached VNICs and verify that the management NSG is attached to the correct VNIC.</w:t>
+      </w:r>
+    </w:p>
+    <w:p>
+      <w:pPr>
+        <w:pStyle w:val="Heading2"/>
+        <w:pageBreakBefore/>
+      </w:pPr>
+      <w:r>
+        <w:t>Task 10 - Configure the intervening firewalls</w:t>
+      </w:r>
+    </w:p>
+    <w:tbl>
+      <w:tblPr>
+        <w:tblStyle w:val="TableGrid"/>
+        <w:tblW w:type="auto" w:w="0"/>
+        <w:jc w:val="center"/>
+        <w:tblLook w:firstColumn="1" w:firstRow="1" w:lastColumn="0" w:lastRow="0" w:noHBand="0" w:noVBand="1" w:val="04A0"/>
+      </w:tblPr>
+      <w:tblGrid>
+        <w:gridCol w:w="5040"/>
+        <w:gridCol w:w="5040"/>
+      </w:tblGrid>
+      <w:tr>
+        <w:trPr>
+          <w:tblHeader w:val="true"/>
+        </w:trPr>
+        <w:tc>
+          <w:tcPr>
+            <w:tcW w:type="dxa" w:w="3240"/>
+            <w:shd w:fill="18324A"/>
+            <w:vAlign w:val="center"/>
+            <w:tcMar>
+              <w:top w:w="100" w:type="dxa"/>
+              <w:start w:w="120" w:type="dxa"/>
+              <w:bottom w:w="100" w:type="dxa"/>
+              <w:end w:w="120" w:type="dxa"/>
+            </w:tcMar>
+          </w:tcPr>
+          <w:p>
+            <w:pPr>
+              <w:spacing w:after="0"/>
+            </w:pPr>
+            <w:r/>
+            <w:r>
+              <w:rPr>
+                <w:b/>
+                <w:color w:val="FFFFFF"/>
+                <w:sz w:val="18"/>
+              </w:rPr>
+              <w:t>Enforcement point</w:t>
+            </w:r>
+          </w:p>
+        </w:tc>
+        <w:tc>
+          <w:tcPr>
+            <w:tcW w:type="dxa" w:w="6624"/>
+            <w:shd w:fill="18324A"/>
+            <w:vAlign w:val="center"/>
+            <w:tcMar>
+              <w:top w:w="100" w:type="dxa"/>
+              <w:start w:w="120" w:type="dxa"/>
+              <w:bottom w:w="100" w:type="dxa"/>
+              <w:end w:w="120" w:type="dxa"/>
+            </w:tcMar>
+          </w:tcPr>
+          <w:p>
+            <w:pPr>
+              <w:spacing w:after="0"/>
+            </w:pPr>
+            <w:r/>
+            <w:r>
+              <w:rPr>
+                <w:b/>
+                <w:color w:val="FFFFFF"/>
+                <w:sz w:val="18"/>
+              </w:rPr>
+              <w:t>Required rule</w:t>
+            </w:r>
+          </w:p>
+        </w:tc>
+      </w:tr>
+      <w:tr>
+        <w:tc>
+          <w:tcPr>
+            <w:tcW w:type="dxa" w:w="3240"/>
+            <w:vAlign w:val="center"/>
+            <w:tcMar>
+              <w:top w:w="100" w:type="dxa"/>
+              <w:start w:w="120" w:type="dxa"/>
+              <w:bottom w:w="100" w:type="dxa"/>
+              <w:end w:w="120" w:type="dxa"/>
+            </w:tcMar>
+          </w:tcPr>
+          <w:p>
+            <w:pPr>
+              <w:spacing w:after="0"/>
+            </w:pPr>
+            <w:r/>
+            <w:r>
+              <w:rPr>
+                <w:b w:val="0"/>
+                <w:sz w:val="17"/>
+              </w:rPr>
+              <w:t>On-premises firewall</w:t>
+            </w:r>
+          </w:p>
+        </w:tc>
+        <w:tc>
+          <w:tcPr>
+            <w:tcW w:type="dxa" w:w="6624"/>
+            <w:vAlign w:val="center"/>
+            <w:tcMar>
+              <w:top w:w="100" w:type="dxa"/>
+              <w:start w:w="120" w:type="dxa"/>
+              <w:bottom w:w="100" w:type="dxa"/>
+              <w:end w:w="120" w:type="dxa"/>
+            </w:tcMar>
+          </w:tcPr>
+          <w:p>
+            <w:pPr>
+              <w:spacing w:after="0"/>
+            </w:pPr>
+            <w:r/>
+            <w:r>
+              <w:rPr>
+                <w:b w:val="0"/>
+                <w:sz w:val="17"/>
+              </w:rPr>
+              <w:t>Approved jumpbox source -&gt; OCI management CIDR, TCP/22</w:t>
+            </w:r>
+          </w:p>
+        </w:tc>
+      </w:tr>
+      <w:tr>
+        <w:tc>
+          <w:tcPr>
+            <w:tcW w:type="dxa" w:w="3240"/>
+            <w:shd w:fill="F2F4F5"/>
+            <w:vAlign w:val="center"/>
+            <w:tcMar>
+              <w:top w:w="100" w:type="dxa"/>
+              <w:start w:w="120" w:type="dxa"/>
+              <w:bottom w:w="100" w:type="dxa"/>
+              <w:end w:w="120" w:type="dxa"/>
+            </w:tcMar>
+          </w:tcPr>
+          <w:p>
+            <w:pPr>
+              <w:spacing w:after="0"/>
+            </w:pPr>
+            <w:r/>
+            <w:r>
+              <w:rPr>
+                <w:b w:val="0"/>
+                <w:sz w:val="17"/>
+              </w:rPr>
+              <w:t>VDSS firewall</w:t>
+            </w:r>
+          </w:p>
+        </w:tc>
+        <w:tc>
+          <w:tcPr>
+            <w:tcW w:type="dxa" w:w="6624"/>
+            <w:shd w:fill="F2F4F5"/>
+            <w:vAlign w:val="center"/>
+            <w:tcMar>
+              <w:top w:w="100" w:type="dxa"/>
+              <w:start w:w="120" w:type="dxa"/>
+              <w:bottom w:w="100" w:type="dxa"/>
+              <w:end w:w="120" w:type="dxa"/>
+            </w:tcMar>
+          </w:tcPr>
+          <w:p>
+            <w:pPr>
+              <w:spacing w:after="0"/>
+            </w:pPr>
+            <w:r/>
+            <w:r>
+              <w:rPr>
+                <w:b w:val="0"/>
+                <w:sz w:val="17"/>
+              </w:rPr>
+              <w:t>Approved jumpbox source -&gt; CD3 management CIDR, TCP/22, with symmetric return path</w:t>
+            </w:r>
+          </w:p>
+        </w:tc>
+      </w:tr>
+      <w:tr>
+        <w:tc>
+          <w:tcPr>
+            <w:tcW w:type="dxa" w:w="3240"/>
+            <w:vAlign w:val="center"/>
+            <w:tcMar>
+              <w:top w:w="100" w:type="dxa"/>
+              <w:start w:w="120" w:type="dxa"/>
+              <w:bottom w:w="100" w:type="dxa"/>
+              <w:end w:w="120" w:type="dxa"/>
+            </w:tcMar>
+          </w:tcPr>
+          <w:p>
+            <w:pPr>
+              <w:spacing w:after="0"/>
+            </w:pPr>
+            <w:r/>
+            <w:r>
+              <w:rPr>
+                <w:b w:val="0"/>
+                <w:sz w:val="17"/>
+              </w:rPr>
+              <w:t>OCI NSG</w:t>
+            </w:r>
+          </w:p>
+        </w:tc>
+        <w:tc>
+          <w:tcPr>
+            <w:tcW w:type="dxa" w:w="6624"/>
+            <w:vAlign w:val="center"/>
+            <w:tcMar>
+              <w:top w:w="100" w:type="dxa"/>
+              <w:start w:w="120" w:type="dxa"/>
+              <w:bottom w:w="100" w:type="dxa"/>
+              <w:end w:w="120" w:type="dxa"/>
+            </w:tcMar>
+          </w:tcPr>
+          <w:p>
+            <w:pPr>
+              <w:spacing w:after="0"/>
+            </w:pPr>
+            <w:r/>
+            <w:r>
+              <w:rPr>
+                <w:b w:val="0"/>
+                <w:sz w:val="17"/>
+              </w:rPr>
+              <w:t>Approved jumpbox /32 or subnet -&gt; target VNIC, TCP/22</w:t>
+            </w:r>
+          </w:p>
+        </w:tc>
+      </w:tr>
+      <w:tr>
+        <w:tc>
+          <w:tcPr>
+            <w:tcW w:type="dxa" w:w="3240"/>
+            <w:shd w:fill="F2F4F5"/>
+            <w:vAlign w:val="center"/>
+            <w:tcMar>
+              <w:top w:w="100" w:type="dxa"/>
+              <w:start w:w="120" w:type="dxa"/>
+              <w:bottom w:w="100" w:type="dxa"/>
+              <w:end w:w="120" w:type="dxa"/>
+            </w:tcMar>
+          </w:tcPr>
+          <w:p>
+            <w:pPr>
+              <w:spacing w:after="0"/>
+            </w:pPr>
+            <w:r/>
+            <w:r>
+              <w:rPr>
+                <w:b w:val="0"/>
+                <w:sz w:val="17"/>
+              </w:rPr>
+              <w:t>Linux host firewall</w:t>
+            </w:r>
+          </w:p>
+        </w:tc>
+        <w:tc>
+          <w:tcPr>
+            <w:tcW w:type="dxa" w:w="6624"/>
+            <w:shd w:fill="F2F4F5"/>
+            <w:vAlign w:val="center"/>
+            <w:tcMar>
+              <w:top w:w="100" w:type="dxa"/>
+              <w:start w:w="120" w:type="dxa"/>
+              <w:bottom w:w="100" w:type="dxa"/>
+              <w:end w:w="120" w:type="dxa"/>
+            </w:tcMar>
+          </w:tcPr>
+          <w:p>
+            <w:pPr>
+              <w:spacing w:after="0"/>
+            </w:pPr>
+            <w:r/>
+            <w:r>
+              <w:rPr>
+                <w:b w:val="0"/>
+                <w:sz w:val="17"/>
+              </w:rPr>
+              <w:t>Allow SSH service/TCP 22 from the approved path</w:t>
+            </w:r>
+          </w:p>
+        </w:tc>
+      </w:tr>
+    </w:tbl>
+    <w:p>
+      <w:pPr>
+        <w:spacing w:after="0"/>
+      </w:pPr>
+    </w:p>
+    <w:p>
+      <w:r>
+        <w:t>Enable logging at the on-premises and VDSS enforcement points for the test window. Avoid address translation unless it is part of the approved architecture; if NAT occurs, the OCI NSG must allow the translated source address actually observed at the VNIC.</w:t>
+      </w:r>
+    </w:p>
+    <w:p>
+      <w:pPr>
+        <w:pStyle w:val="Heading2"/>
+      </w:pPr>
+      <w:r>
+        <w:t>Task 11 - Verify SSH on the OCI VM</w:t>
+      </w:r>
+    </w:p>
+    <w:p>
+      <w:pPr>
+        <w:spacing w:after="60"/>
+        <w:ind w:left="432" w:hanging="360"/>
+      </w:pPr>
+      <w:r>
+        <w:rPr>
+          <w:b/>
+        </w:rPr>
+        <w:t xml:space="preserve">1.  </w:t>
+      </w:r>
+      <w:r>
+        <w:t>Use an existing approved administration path to access the VM.</w:t>
+      </w:r>
+    </w:p>
+    <w:p>
+      <w:pPr>
+        <w:spacing w:after="60"/>
+        <w:ind w:left="432" w:hanging="360"/>
+      </w:pPr>
+      <w:r>
+        <w:rPr>
+          <w:b/>
+        </w:rPr>
+        <w:t xml:space="preserve">2.  </w:t>
+      </w:r>
+      <w:r>
+        <w:t>Confirm sshd is active and listening on TCP/22.</w:t>
+      </w:r>
+    </w:p>
+    <w:p>
+      <w:pPr>
+        <w:spacing w:after="60"/>
+        <w:ind w:left="432" w:hanging="360"/>
+      </w:pPr>
+      <w:r>
+        <w:rPr>
+          <w:b/>
+        </w:rPr>
+        <w:t xml:space="preserve">3.  </w:t>
+      </w:r>
+      <w:r>
+        <w:t>Confirm the Linux firewall allows the SSH service.</w:t>
+      </w:r>
+    </w:p>
+    <w:p>
+      <w:pPr>
+        <w:spacing w:after="60"/>
+        <w:ind w:left="432" w:hanging="360"/>
+      </w:pPr>
+      <w:r>
+        <w:rPr>
+          <w:b/>
+        </w:rPr>
+        <w:t xml:space="preserve">4.  </w:t>
+      </w:r>
+      <w:r>
+        <w:t>Confirm the correct administrator public key is installed in the target account's authorized_keys file.</w:t>
+      </w:r>
+    </w:p>
+    <w:p>
+      <w:pPr>
+        <w:spacing w:after="60"/>
+        <w:ind w:left="432" w:hanging="360"/>
+      </w:pPr>
+      <w:r>
+        <w:rPr>
+          <w:b/>
+        </w:rPr>
+        <w:t xml:space="preserve">5.  </w:t>
+      </w:r>
+      <w:r>
+        <w:t>Confirm the account name matches the image: commonly opc for Oracle Linux/RHEL or ubuntu for Ubuntu.</w:t>
+      </w:r>
+    </w:p>
+    <w:p>
+      <w:pPr>
+        <w:spacing w:after="60"/>
+        <w:ind w:left="432" w:hanging="360"/>
+      </w:pPr>
+      <w:r>
+        <w:rPr>
+          <w:b/>
+        </w:rPr>
+        <w:t xml:space="preserve">6.  </w:t>
+      </w:r>
+      <w:r>
+        <w:t>Do not copy an unprotected private key to shared folders or the target VM.</w:t>
+      </w:r>
+    </w:p>
+    <w:p>
+      <w:pPr>
+        <w:pStyle w:val="CodeBlock"/>
+      </w:pPr>
+      <w:r>
+        <w:t>sudo systemctl is-active sshd</w:t>
+        <w:br/>
+        <w:t>sudo ss -lntp | grep ':22'</w:t>
+        <w:br/>
+        <w:t>sudo firewall-cmd --list-services</w:t>
+        <w:br/>
+        <w:t>sudo firewall-cmd --list-ports</w:t>
+      </w:r>
+    </w:p>
+    <w:p>
+      <w:pPr>
+        <w:pStyle w:val="Heading2"/>
+      </w:pPr>
+      <w:r>
+        <w:t>Task 12 - Configure and test PuTTY</w:t>
+      </w:r>
+    </w:p>
+    <w:p>
+      <w:pPr>
+        <w:spacing w:after="60"/>
+        <w:ind w:left="432" w:hanging="360"/>
+      </w:pPr>
+      <w:r>
+        <w:rPr>
+          <w:b/>
+        </w:rPr>
+        <w:t xml:space="preserve">1.  </w:t>
+      </w:r>
+      <w:r>
+        <w:t>From the approved Windows jumpbox, run Test-NetConnection against the OCI VM private IP and port 22.</w:t>
+      </w:r>
+    </w:p>
+    <w:p>
+      <w:pPr>
+        <w:spacing w:after="60"/>
+        <w:ind w:left="432" w:hanging="360"/>
+      </w:pPr>
+      <w:r>
+        <w:rPr>
+          <w:b/>
+        </w:rPr>
+        <w:t xml:space="preserve">2.  </w:t>
+      </w:r>
+      <w:r>
+        <w:t>Open PuTTY and enter the OCI VM private IP under Host Name.</w:t>
+      </w:r>
+    </w:p>
+    <w:p>
+      <w:pPr>
+        <w:spacing w:after="60"/>
+        <w:ind w:left="432" w:hanging="360"/>
+      </w:pPr>
+      <w:r>
+        <w:rPr>
+          <w:b/>
+        </w:rPr>
+        <w:t xml:space="preserve">3.  </w:t>
+      </w:r>
+      <w:r>
+        <w:t>Set Port to 22 and Connection type to SSH.</w:t>
+      </w:r>
+    </w:p>
+    <w:p>
+      <w:pPr>
+        <w:spacing w:after="60"/>
+        <w:ind w:left="432" w:hanging="360"/>
+      </w:pPr>
+      <w:r>
+        <w:rPr>
+          <w:b/>
+        </w:rPr>
+        <w:t xml:space="preserve">4.  </w:t>
+      </w:r>
+      <w:r>
+        <w:t>Under Connection -&gt; Data, enter the approved auto-login username if required.</w:t>
+      </w:r>
+    </w:p>
+    <w:p>
+      <w:pPr>
+        <w:spacing w:after="60"/>
+        <w:ind w:left="432" w:hanging="360"/>
+      </w:pPr>
+      <w:r>
+        <w:rPr>
+          <w:b/>
+        </w:rPr>
+        <w:t xml:space="preserve">5.  </w:t>
+      </w:r>
+      <w:r>
+        <w:t>Under Connection -&gt; SSH -&gt; Auth -&gt; Credentials, select the approved .ppk private-key file.</w:t>
+      </w:r>
+    </w:p>
+    <w:p>
+      <w:pPr>
+        <w:spacing w:after="60"/>
+        <w:ind w:left="432" w:hanging="360"/>
+      </w:pPr>
+      <w:r>
+        <w:rPr>
+          <w:b/>
+        </w:rPr>
+        <w:t xml:space="preserve">6.  </w:t>
+      </w:r>
+      <w:r>
+        <w:t>Return to Session and save the configuration using a controlled session name.</w:t>
+      </w:r>
+    </w:p>
+    <w:p>
+      <w:pPr>
+        <w:spacing w:after="60"/>
+        <w:ind w:left="432" w:hanging="360"/>
+      </w:pPr>
+      <w:r>
+        <w:rPr>
+          <w:b/>
+        </w:rPr>
+        <w:t xml:space="preserve">7.  </w:t>
+      </w:r>
+      <w:r>
+        <w:t>Select Open, validate the server host-key fingerprint through an approved source, and accept it only after validation.</w:t>
+      </w:r>
+    </w:p>
+    <w:p>
+      <w:pPr>
+        <w:spacing w:after="60"/>
+        <w:ind w:left="432" w:hanging="360"/>
+      </w:pPr>
+      <w:r>
+        <w:rPr>
+          <w:b/>
+        </w:rPr>
+        <w:t xml:space="preserve">8.  </w:t>
+      </w:r>
+      <w:r>
+        <w:t>Confirm the login succeeds without using a public IP, OCI Bastion or portal SSH.</w:t>
+      </w:r>
+    </w:p>
+    <w:p>
+      <w:pPr>
+        <w:pStyle w:val="CodeBlock"/>
+      </w:pPr>
+      <w:r>
+        <w:t>Test-NetConnection 10.50.10.20 -Port 22</w:t>
+      </w:r>
+    </w:p>
+    <w:p>
+      <w:r>
+        <w:br w:type="page"/>
+      </w:r>
+    </w:p>
+    <w:p>
+      <w:pPr>
+        <w:spacing w:after="80"/>
+      </w:pPr>
+    </w:p>
+    <w:p>
+      <w:pPr>
+        <w:pStyle w:val="Heading2"/>
+      </w:pPr>
+      <w:r>
+        <w:t>Task 13 - Run positive and negative validation</w:t>
+      </w:r>
+    </w:p>
+    <w:p>
+      <w:pPr>
+        <w:spacing w:after="60"/>
+        <w:ind w:left="432" w:hanging="360"/>
+      </w:pPr>
+      <w:r>
+        <w:rPr>
+          <w:b/>
+        </w:rPr>
+        <w:t xml:space="preserve">1.  </w:t>
+      </w:r>
+      <w:r>
+        <w:t>Run Network Path Analyzer from the on-premises jumpbox IP to the target VNIC on TCP/22 and select Bidirectional.</w:t>
+      </w:r>
+    </w:p>
+    <w:p>
+      <w:pPr>
+        <w:spacing w:after="60"/>
+        <w:ind w:left="432" w:hanging="360"/>
+      </w:pPr>
+      <w:r>
+        <w:rPr>
+          <w:b/>
+        </w:rPr>
+        <w:t xml:space="preserve">2.  </w:t>
+      </w:r>
+      <w:r>
+        <w:t>Mark the jumpbox IP as an on-premises endpoint.</w:t>
+      </w:r>
+    </w:p>
+    <w:p>
+      <w:pPr>
+        <w:spacing w:after="60"/>
+        <w:ind w:left="432" w:hanging="360"/>
+      </w:pPr>
+      <w:r>
+        <w:rPr>
+          <w:b/>
+        </w:rPr>
+        <w:t xml:space="preserve">3.  </w:t>
+      </w:r>
+      <w:r>
+        <w:t>Confirm the discovered path follows the approved direct or VDSS-inspected route.</w:t>
+      </w:r>
+    </w:p>
+    <w:p>
+      <w:pPr>
+        <w:spacing w:after="60"/>
+        <w:ind w:left="432" w:hanging="360"/>
+      </w:pPr>
+      <w:r>
+        <w:rPr>
+          <w:b/>
+        </w:rPr>
+        <w:t xml:space="preserve">4.  </w:t>
+      </w:r>
+      <w:r>
+        <w:t>Repeat Test-NetConnection and PuTTY from the approved jumpbox and record success.</w:t>
+      </w:r>
+    </w:p>
+    <w:p>
+      <w:pPr>
+        <w:spacing w:after="60"/>
+        <w:ind w:left="432" w:hanging="360"/>
+      </w:pPr>
+      <w:r>
+        <w:rPr>
+          <w:b/>
+        </w:rPr>
+        <w:t xml:space="preserve">5.  </w:t>
+      </w:r>
+      <w:r>
+        <w:t>From an unauthorized on-premises source, verify TCP/22 is denied.</w:t>
+      </w:r>
+    </w:p>
+    <w:p>
+      <w:pPr>
+        <w:spacing w:after="60"/>
+        <w:ind w:left="432" w:hanging="360"/>
+      </w:pPr>
+      <w:r>
+        <w:rPr>
+          <w:b/>
+        </w:rPr>
+        <w:t xml:space="preserve">6.  </w:t>
+      </w:r>
+      <w:r>
+        <w:t>Review NSG, VDSS firewall and on-premises firewall logs for the expected source, destination and action.</w:t>
+      </w:r>
+    </w:p>
+    <w:p>
+      <w:pPr>
+        <w:spacing w:after="60"/>
+        <w:ind w:left="432" w:hanging="360"/>
+      </w:pPr>
+      <w:r>
+        <w:rPr>
+          <w:b/>
+        </w:rPr>
+        <w:t xml:space="preserve">7.  </w:t>
+      </w:r>
+      <w:r>
+        <w:t>Confirm existing production routes and services remain healthy.</w:t>
+      </w:r>
+    </w:p>
+    <w:p>
+      <w:pPr>
+        <w:pStyle w:val="Heading2"/>
+      </w:pPr>
+      <w:r>
+        <w:t>Task 14 - Close the change</w:t>
+      </w:r>
+    </w:p>
+    <w:p>
+      <w:pPr>
+        <w:spacing w:after="60"/>
+        <w:ind w:left="432" w:hanging="360"/>
+      </w:pPr>
+      <w:r>
+        <w:rPr>
+          <w:b/>
+        </w:rPr>
+        <w:t xml:space="preserve">1.  </w:t>
+      </w:r>
+      <w:r>
+        <w:t>Save the final CD3 workbook, Terraform plan/apply output and state backup.</w:t>
+      </w:r>
+    </w:p>
+    <w:p>
+      <w:pPr>
+        <w:spacing w:after="60"/>
+        <w:ind w:left="432" w:hanging="360"/>
+      </w:pPr>
+      <w:r>
+        <w:rPr>
+          <w:b/>
+        </w:rPr>
+        <w:t xml:space="preserve">2.  </w:t>
+      </w:r>
+      <w:r>
+        <w:t>Export the final DRG route rules, route distributions, attachment associations, subnet route rule and NSG rule.</w:t>
+      </w:r>
+    </w:p>
+    <w:p>
+      <w:pPr>
+        <w:spacing w:after="60"/>
+        <w:ind w:left="432" w:hanging="360"/>
+      </w:pPr>
+      <w:r>
+        <w:rPr>
+          <w:b/>
+        </w:rPr>
+        <w:t xml:space="preserve">3.  </w:t>
+      </w:r>
+      <w:r>
+        <w:t>Attach positive and negative test evidence to the change record.</w:t>
+      </w:r>
+    </w:p>
+    <w:p>
+      <w:pPr>
+        <w:spacing w:after="60"/>
+        <w:ind w:left="432" w:hanging="360"/>
+      </w:pPr>
+      <w:r>
+        <w:rPr>
+          <w:b/>
+        </w:rPr>
+        <w:t xml:space="preserve">4.  </w:t>
+      </w:r>
+      <w:r>
+        <w:t>Record the final PuTTY target private IP, username and key owner without recording private-key material.</w:t>
+      </w:r>
+    </w:p>
+    <w:p>
+      <w:pPr>
+        <w:spacing w:after="60"/>
+        <w:ind w:left="432" w:hanging="360"/>
+      </w:pPr>
+      <w:r>
+        <w:rPr>
+          <w:b/>
+        </w:rPr>
+        <w:t xml:space="preserve">5.  </w:t>
+      </w:r>
+      <w:r>
+        <w:t>Obtain network, security and application-owner acceptance.</w:t>
+      </w:r>
+    </w:p>
+    <w:p>
+      <w:pPr>
+        <w:spacing w:after="60"/>
+        <w:ind w:left="432" w:hanging="360"/>
+      </w:pPr>
+      <w:r>
+        <w:rPr>
+          <w:b/>
+        </w:rPr>
+        <w:t xml:space="preserve">6.  </w:t>
+      </w:r>
+      <w:r>
+        <w:t>Monitor FastConnect BGP, DRG attachment drops and firewall denies during the post-change observation window.</w:t>
+      </w:r>
+    </w:p>
+    <w:p>
+      <w:pPr>
+        <w:pStyle w:val="Heading1"/>
+      </w:pPr>
+      <w:r>
+        <w:t>12. Troubleshooting Matrix</w:t>
       </w:r>
     </w:p>
     <w:tbl>
@@ -5309,9 +7855,10 @@
     <w:p>
       <w:pPr>
         <w:pStyle w:val="Heading1"/>
-      </w:pPr>
-      <w:r>
-        <w:t>12. Change and Rollback Plan</w:t>
+        <w:pageBreakBefore/>
+      </w:pPr>
+      <w:r>
+        <w:t>13. Change and Rollback Plan</w:t>
       </w:r>
     </w:p>
     <w:p>
@@ -5669,11 +8216,21 @@
       </w:r>
     </w:p>
     <w:p>
+      <w:r>
+        <w:br w:type="page"/>
+      </w:r>
+    </w:p>
+    <w:p>
+      <w:pPr>
+        <w:spacing w:after="80"/>
+      </w:pPr>
+    </w:p>
+    <w:p>
       <w:pPr>
         <w:pStyle w:val="Heading1"/>
       </w:pPr>
       <w:r>
-        <w:t>13. Acceptance Checklist</w:t>
+        <w:t>14. Acceptance Checklist</w:t>
       </w:r>
     </w:p>
     <w:tbl>
@@ -6570,7 +9127,7 @@
         <w:pStyle w:val="Heading1"/>
       </w:pPr>
       <w:r>
-        <w:t>14. Reference Documentation</w:t>
+        <w:t>15. Reference Documentation</w:t>
       </w:r>
     </w:p>
     <w:p>
